--- a/tillsyn/A 31363-2024 tillsynsbegäran.docx
+++ b/tillsyn/A 31363-2024 tillsynsbegäran.docx
@@ -617,7 +617,7 @@
     <w:r>
       <w:tab/>
       <w:tab/>
-      <w:t>2024-08-07</w:t>
+      <w:t>2024-08-08</w:t>
       <w:br/>
       <w:br/>
     </w:r>

--- a/tillsyn/A 31363-2024 tillsynsbegäran.docx
+++ b/tillsyn/A 31363-2024 tillsynsbegäran.docx
@@ -617,7 +617,7 @@
     <w:r>
       <w:tab/>
       <w:tab/>
-      <w:t>2024-08-08</w:t>
+      <w:t>2024-08-09</w:t>
       <w:br/>
       <w:br/>
     </w:r>
